--- a/IDRiD-VQA_Paper.docx
+++ b/IDRiD-VQA_Paper.docx
@@ -153,7 +153,7 @@
           <w:b/>
           <w:bCs/>
         </w:rPr>
-        <w:t xml:space="preserve">31% to 54%</w:t>
+        <w:t xml:space="preserve">31% to 66%</w:t>
       </w:r>
       <w:r>
         <w:t xml:space="preserve">.</w:t>
@@ -176,7 +176,7 @@
           <w:b/>
           <w:bCs/>
         </w:rPr>
-        <w:t xml:space="preserve">0.00 to 0.62</w:t>
+        <w:t xml:space="preserve">0.00 to 0.76</w:t>
       </w:r>
       <w:r>
         <w:t xml:space="preserve"> — from “no agreement” to “substantial agreement” with human experts.</w:t>
@@ -225,17 +225,17 @@
         <w:spacing w:after="60" w:line="276"/>
       </w:pPr>
       <w:r>
-        <w:t xml:space="preserve">Training took only </w:t>
-      </w:r>
-      <w:r>
-        <w:rPr>
-          <w:b/>
-          <w:bCs/>
-        </w:rPr>
-        <w:t xml:space="preserve">~65 minutes</w:t>
-      </w:r>
-      <w:r>
-        <w:t xml:space="preserve"> and used </w:t>
+        <w:t xml:space="preserve">Training took about </w:t>
+      </w:r>
+      <w:r>
+        <w:rPr>
+          <w:b/>
+          <w:bCs/>
+        </w:rPr>
+        <w:t xml:space="preserve">90 minutes</w:t>
+      </w:r>
+      <w:r>
+        <w:t xml:space="preserve"> and used just </w:t>
       </w:r>
       <w:r>
         <w:rPr>
@@ -299,7 +299,7 @@
         <w:jc w:val="both"/>
       </w:pPr>
       <w:r>
-        <w:t xml:space="preserve">Diabetic retinopathy (DR) is a leading cause of preventable blindness, and automated grading can extend screening to under-served populations. Most high-accuracy DR models are opaque classifiers, and recent medical vision-language models (VLMs) that offer explanations require data-center GPUs to train. We present IDRiD-VQA, a pipeline that fine-tunes Qwen2-VL-2B-Instruct for explainable DR grading entirely on a single 6 GB consumer GPU (NVIDIA RTX 4050). We construct a visual-question-answering dataset of 2,064 clinically grounded QA pairs from IDRiD — grade identification, lesion identification, clinical reasoning, and patient recommendation — and fine-tune with 4-bit QLoRA using Unsloth. On the 103-image held-out test split, fine-tuning raises exact-match accuracy from 31.1% to 54.4% and quadratic weighted kappa (QWK) from 0.00 to 0.62 (substantial agreement), roughly triples ROUGE-L explanation overlap (0.08→0.23), and halves inference latency, producing structured reports at zero marginal per-image cost. The entire fine-tune runs in about 65 minutes within 3.52 GB of VRAM. We release the dataset, adapter weights, and code.</w:t>
+        <w:t xml:space="preserve">Diabetic retinopathy (DR) is a leading cause of preventable blindness, and automated grading can extend screening to under-served populations. Most high-accuracy DR models are opaque classifiers, and recent medical vision-language models (VLMs) that offer explanations require data-center GPUs to train. We present IDRiD-VQA, a pipeline that fine-tunes Qwen2-VL-2B-Instruct for explainable DR grading entirely on a single 6 GB consumer GPU (NVIDIA RTX 4050). We construct a visual-question-answering dataset of 2,064 clinically grounded QA pairs from IDRiD — grade identification, lesion identification, clinical reasoning, and patient recommendation — and fine-tune with 4-bit QLoRA using Unsloth. On the 103-image held-out test split, fine-tuning raises exact-match accuracy from 31.1% to 66.0% and quadratic weighted kappa (QWK) from 0.00 to 0.76 (substantial agreement), roughly triples ROUGE-L explanation overlap (0.08→0.23), and nearly halves inference latency, producing structured reports at zero marginal per-image cost. The entire fine-tune runs in about 90 minutes within 3.52 GB of VRAM, and input resolution proved the single biggest factor for accuracy. We release the dataset, adapter weights, and code.</w:t>
       </w:r>
     </w:p>
     <w:p>
@@ -479,7 +479,7 @@
         <w:t xml:space="preserve">Memory-frugal training.</w:t>
       </w:r>
       <w:r>
-        <w:t xml:space="preserve"> To fit a 6 GB GPU we use: 4-bit base weights, Unsloth gradient checkpointing, per-device batch size 1 with gradient accumulation of 8, a maximum sequence length of 1024 tokens, and bfloat16 activations (never fp32). Fundus images are resized so the longer side is at most 512 pixels. We train for 3 epochs with the 8-bit AdamW optimiser, a linear schedule, and learning rate 2e-4. In our runs the full 3-epoch fine-tune (618 optimiser steps over 1,652 training QA pairs) completes in about 65 minutes on a single laptop RTX 4050 and peaks at 3.52 GB of VRAM — well inside the budget.</w:t>
+        <w:t xml:space="preserve"> To fit a 6 GB GPU we use: 4-bit base weights, Unsloth gradient checkpointing, per-device batch size 1 with gradient accumulation of 8, a maximum sequence length of 1280 tokens, and bfloat16 activations (never fp32). Fundus images are resized so the longer side is at most 768 pixels (the single most important hyperparameter we found, since smaller inputs render microaneurysms invisible). We train for 4 epochs with the 8-bit AdamW optimiser, a linear schedule, and learning rate 2e-4. In our runs the full 4-epoch fine-tune (824 optimiser steps over 1,652 training QA pairs) completes in about 90 minutes on a single laptop RTX 4050 and peaks at 3.52 GB of VRAM — well inside the budget.</w:t>
       </w:r>
     </w:p>
     <w:p>
@@ -871,7 +871,7 @@
                 <w:b w:val="false"/>
                 <w:bCs w:val="false"/>
               </w:rPr>
-              <w:t xml:space="preserve">0.082</w:t>
+              <w:t xml:space="preserve">0.081</w:t>
             </w:r>
           </w:p>
         </w:tc>
@@ -901,7 +901,7 @@
                 <w:b w:val="false"/>
                 <w:bCs w:val="false"/>
               </w:rPr>
-              <w:t xml:space="preserve">-0.029</w:t>
+              <w:t xml:space="preserve">0.000</w:t>
             </w:r>
           </w:p>
         </w:tc>
@@ -931,7 +931,7 @@
                 <w:b w:val="false"/>
                 <w:bCs w:val="false"/>
               </w:rPr>
-              <w:t xml:space="preserve">9.73</w:t>
+              <w:t xml:space="preserve">10.6</w:t>
             </w:r>
           </w:p>
         </w:tc>
@@ -1025,7 +1025,7 @@
                 <w:b/>
                 <w:bCs/>
               </w:rPr>
-              <w:t xml:space="preserve">54.4</w:t>
+              <w:t xml:space="preserve">66.0</w:t>
             </w:r>
           </w:p>
         </w:tc>
@@ -1056,7 +1056,7 @@
                 <w:b/>
                 <w:bCs/>
               </w:rPr>
-              <w:t xml:space="preserve">0.622</w:t>
+              <w:t xml:space="preserve">0.763</w:t>
             </w:r>
           </w:p>
         </w:tc>
@@ -1087,7 +1087,7 @@
                 <w:b/>
                 <w:bCs/>
               </w:rPr>
-              <w:t xml:space="preserve">0.235</w:t>
+              <w:t xml:space="preserve">0.253</w:t>
             </w:r>
           </w:p>
         </w:tc>
@@ -1118,7 +1118,7 @@
                 <w:b/>
                 <w:bCs/>
               </w:rPr>
-              <w:t xml:space="preserve">0.287</w:t>
+              <w:t xml:space="preserve">0.309</w:t>
             </w:r>
           </w:p>
         </w:tc>
@@ -1149,7 +1149,7 @@
                 <w:b/>
                 <w:bCs/>
               </w:rPr>
-              <w:t xml:space="preserve">4.75</w:t>
+              <w:t xml:space="preserve">5.6</w:t>
             </w:r>
           </w:p>
         </w:tc>
@@ -1207,7 +1207,7 @@
         <w:t xml:space="preserve">Grading.</w:t>
       </w:r>
       <w:r>
-        <w:t xml:space="preserve"> Fine-tuning raises exact-match accuracy from 31.1% to 54.4% and, more tellingly, QWK from 0.00 to 0.62. The zero-shot base model is effectively non-discriminative: it emits verbose, generic descriptions and gravitates to the majority “moderate” class, so its grades carry no ordinal signal. The fine-tuned model instead produces calibrated grades that correlate substantially with expert labels. Because grading is ordinal, QWK — which penalises a No-DR/Proliferative confusion far more than an adjacent error — is the clinically meaningful metric, and the jump to 0.62 (substantial agreement) is the headline result.</w:t>
+        <w:t xml:space="preserve"> Fine-tuning raises exact-match accuracy from 31.1% to 66.0% and, more tellingly, QWK from 0.00 to 0.76. The zero-shot base model is effectively non-discriminative: it emits verbose, generic descriptions and gravitates to the majority “moderate” class, so its grades carry no ordinal signal. The fine-tuned model instead produces calibrated grades that correlate substantially with expert labels. Because grading is ordinal, QWK — which penalises a No-DR/Proliferative confusion far more than an adjacent error — is the clinically meaningful metric, and 0.76 (substantial agreement) is the headline result, driven largely by raising input resolution from 512 to 768 pixels (+11.6 accuracy points).</w:t>
       </w:r>
     </w:p>
     <w:p>
